--- a/index.docx
+++ b/index.docx
@@ -7,7 +7,13 @@
         <w:pStyle w:val="Title"/>
       </w:pPr>
       <w:r>
-        <w:t xml:space="preserve">Just</w:t>
+        <w:t xml:space="preserve">Quarto</w:t>
+      </w:r>
+      <w:r>
+        <w:t xml:space="preserve"> </w:t>
+      </w:r>
+      <w:r>
+        <w:t xml:space="preserve">Testing</w:t>
       </w:r>
     </w:p>
     <w:sdt>
